--- a/pr-preview/pr-377/nonparametric-models-handout.docx
+++ b/pr-preview/pr-377/nonparametric-models-handout.docx
@@ -15,7 +15,7 @@
         <w:pStyle w:val="Date"/>
       </w:pPr>
       <w:r>
-        <w:t xml:space="preserve">Last modified: 2026-10-19 03:11:47 (PDT)</w:t>
+        <w:t xml:space="preserve">Last modified: 2026-10-19 11:38:14 (PDT)</w:t>
       </w:r>
     </w:p>
     <w:bookmarkStart w:id="14" w:name="empirical-distribution"/>
@@ -233,45 +233,45 @@
                 </m:rPr>
                 <m:t>1</m:t>
               </m:r>
+              <m:r>
+                <m:t>​</m:t>
+              </m:r>
+              <m:d>
+                <m:dPr>
+                  <m:begChr m:val="("/>
+                  <m:sepChr m:val=""/>
+                  <m:endChr m:val=")"/>
+                  <m:grow/>
+                </m:dPr>
+                <m:e>
+                  <m:sSub>
+                    <m:e>
+                      <m:r>
+                        <m:t>x</m:t>
+                      </m:r>
+                    </m:e>
+                    <m:sub>
+                      <m:r>
+                        <m:t>j</m:t>
+                      </m:r>
+                    </m:sub>
+                  </m:sSub>
+                  <m:r>
+                    <m:rPr>
+                      <m:sty m:val="p"/>
+                    </m:rPr>
+                    <m:t>∈</m:t>
+                  </m:r>
+                  <m:r>
+                    <m:t>A</m:t>
+                  </m:r>
+                </m:e>
+              </m:d>
+              <m:r>
+                <m:t>​</m:t>
+              </m:r>
             </m:e>
           </m:nary>
-          <m:r>
-            <m:t>​</m:t>
-          </m:r>
-          <m:d>
-            <m:dPr>
-              <m:begChr m:val="("/>
-              <m:sepChr m:val=""/>
-              <m:endChr m:val=")"/>
-              <m:grow/>
-            </m:dPr>
-            <m:e>
-              <m:sSub>
-                <m:e>
-                  <m:r>
-                    <m:t>x</m:t>
-                  </m:r>
-                </m:e>
-                <m:sub>
-                  <m:r>
-                    <m:t>j</m:t>
-                  </m:r>
-                </m:sub>
-              </m:sSub>
-              <m:r>
-                <m:rPr>
-                  <m:sty m:val="p"/>
-                </m:rPr>
-                <m:t>∈</m:t>
-              </m:r>
-              <m:r>
-                <m:t>A</m:t>
-              </m:r>
-            </m:e>
-          </m:d>
-          <m:r>
-            <m:t>​</m:t>
-          </m:r>
           <m:r>
             <m:rPr>
               <m:sty m:val="p"/>
